--- a/projects/skkn_1775993676110_nnxk5fukv/appendices/phu-luc-evidence_images.docx
+++ b/projects/skkn_1775993676110_nnxk5fukv/appendices/phu-luc-evidence_images.docx
@@ -91,7 +91,7 @@
                     <pic:cNvPicPr/>
                   </pic:nvPicPr>
                   <pic:blipFill>
-                    <a:blip xmlns:r="http://schemas.openxmlformats.org/officeDocument/2006/relationships" r:embed="IMG_THSCC5W"/>
+                    <a:blip xmlns:r="http://schemas.openxmlformats.org/officeDocument/2006/relationships" r:embed="IMG_7EA1WBZ"/>
                     <a:stretch>
                       <a:fillRect/>
                     </a:stretch>
@@ -152,7 +152,7 @@
                     <pic:cNvPicPr/>
                   </pic:nvPicPr>
                   <pic:blipFill>
-                    <a:blip xmlns:r="http://schemas.openxmlformats.org/officeDocument/2006/relationships" r:embed="IMG_FARSRWA"/>
+                    <a:blip xmlns:r="http://schemas.openxmlformats.org/officeDocument/2006/relationships" r:embed="IMG_HV8JINU"/>
                     <a:stretch>
                       <a:fillRect/>
                     </a:stretch>
@@ -213,7 +213,7 @@
                     <pic:cNvPicPr/>
                   </pic:nvPicPr>
                   <pic:blipFill>
-                    <a:blip xmlns:r="http://schemas.openxmlformats.org/officeDocument/2006/relationships" r:embed="IMG_P1EJZ56"/>
+                    <a:blip xmlns:r="http://schemas.openxmlformats.org/officeDocument/2006/relationships" r:embed="IMG_9ZWYP98"/>
                     <a:stretch>
                       <a:fillRect/>
                     </a:stretch>
@@ -274,7 +274,7 @@
                     <pic:cNvPicPr/>
                   </pic:nvPicPr>
                   <pic:blipFill>
-                    <a:blip xmlns:r="http://schemas.openxmlformats.org/officeDocument/2006/relationships" r:embed="IMG_6RP2LXP"/>
+                    <a:blip xmlns:r="http://schemas.openxmlformats.org/officeDocument/2006/relationships" r:embed="IMG_8XAW5E6"/>
                     <a:stretch>
                       <a:fillRect/>
                     </a:stretch>
@@ -335,7 +335,7 @@
                     <pic:cNvPicPr/>
                   </pic:nvPicPr>
                   <pic:blipFill>
-                    <a:blip xmlns:r="http://schemas.openxmlformats.org/officeDocument/2006/relationships" r:embed="IMG_0TXRUS9"/>
+                    <a:blip xmlns:r="http://schemas.openxmlformats.org/officeDocument/2006/relationships" r:embed="IMG_YBLBAWI"/>
                     <a:stretch>
                       <a:fillRect/>
                     </a:stretch>
@@ -396,7 +396,7 @@
                     <pic:cNvPicPr/>
                   </pic:nvPicPr>
                   <pic:blipFill>
-                    <a:blip xmlns:r="http://schemas.openxmlformats.org/officeDocument/2006/relationships" r:embed="IMG_WEDNILC"/>
+                    <a:blip xmlns:r="http://schemas.openxmlformats.org/officeDocument/2006/relationships" r:embed="IMG_8M7S5O8"/>
                     <a:stretch>
                       <a:fillRect/>
                     </a:stretch>
@@ -457,7 +457,7 @@
                     <pic:cNvPicPr/>
                   </pic:nvPicPr>
                   <pic:blipFill>
-                    <a:blip xmlns:r="http://schemas.openxmlformats.org/officeDocument/2006/relationships" r:embed="IMG_PYUNHQ1"/>
+                    <a:blip xmlns:r="http://schemas.openxmlformats.org/officeDocument/2006/relationships" r:embed="IMG_6JPAYBM"/>
                     <a:stretch>
                       <a:fillRect/>
                     </a:stretch>
@@ -518,7 +518,7 @@
                     <pic:cNvPicPr/>
                   </pic:nvPicPr>
                   <pic:blipFill>
-                    <a:blip xmlns:r="http://schemas.openxmlformats.org/officeDocument/2006/relationships" r:embed="IMG_YK9ICIN"/>
+                    <a:blip xmlns:r="http://schemas.openxmlformats.org/officeDocument/2006/relationships" r:embed="IMG_8O40OSD"/>
                     <a:stretch>
                       <a:fillRect/>
                     </a:stretch>
@@ -579,7 +579,7 @@
                     <pic:cNvPicPr/>
                   </pic:nvPicPr>
                   <pic:blipFill>
-                    <a:blip xmlns:r="http://schemas.openxmlformats.org/officeDocument/2006/relationships" r:embed="IMG_OO4VW1F"/>
+                    <a:blip xmlns:r="http://schemas.openxmlformats.org/officeDocument/2006/relationships" r:embed="IMG_1XOBN8X"/>
                     <a:stretch>
                       <a:fillRect/>
                     </a:stretch>
